--- a/tests/corpus/word-rules/E-number-formats-letters.docx
+++ b/tests/corpus/word-rules/E-number-formats-letters.docx
@@ -7,7 +7,87 @@
         <w:spacing w:line="240" w:lineRule="exact"/>
       </w:pPr>
       <w:r>
-        <w:t xml:space="preserve">Case 01: page numbers restarted at 780</w:t>
+        <w:t xml:space="preserve">Case 01: page numbers restarted at 520</w:t>
+      </w:r>
+    </w:p>
+    <w:p>
+      <w:pPr>
+        <w:spacing w:line="240" w:lineRule="exact"/>
+      </w:pPr>
+      <w:r>
+        <w:t xml:space="preserve">PAGE \* Arabic: </w:t>
+      </w:r>
+      <w:fldSimple w:instr=" PAGE \* Arabic ">
+        <w:r>
+          <w:t xml:space="preserve">1</w:t>
+        </w:r>
+      </w:fldSimple>
+    </w:p>
+    <w:p>
+      <w:pPr>
+        <w:spacing w:line="240" w:lineRule="exact"/>
+      </w:pPr>
+      <w:r>
+        <w:t xml:space="preserve">PAGE \* ALPHABETIC: </w:t>
+      </w:r>
+      <w:fldSimple w:instr=" PAGE \* ALPHABETIC ">
+        <w:r>
+          <w:t xml:space="preserve">1</w:t>
+        </w:r>
+      </w:fldSimple>
+    </w:p>
+    <w:p>
+      <w:pPr>
+        <w:spacing w:line="240" w:lineRule="exact"/>
+      </w:pPr>
+      <w:r>
+        <w:t xml:space="preserve">PAGE \* alphabetic: </w:t>
+      </w:r>
+      <w:fldSimple w:instr=" PAGE \* alphabetic ">
+        <w:r>
+          <w:t xml:space="preserve">1</w:t>
+        </w:r>
+      </w:fldSimple>
+    </w:p>
+    <w:p>
+      <w:pPr>
+        <w:spacing w:line="240" w:lineRule="exact"/>
+      </w:pPr>
+      <w:r>
+        <w:t xml:space="preserve">PAGE \* ROMAN: </w:t>
+      </w:r>
+      <w:fldSimple w:instr=" PAGE \* ROMAN ">
+        <w:r>
+          <w:t xml:space="preserve">1</w:t>
+        </w:r>
+      </w:fldSimple>
+    </w:p>
+    <w:p>
+      <w:pPr>
+        <w:spacing w:line="240" w:lineRule="exact"/>
+        <w:sectPr>
+          <w:pgSz w:w="11906" w:h="16838"/>
+          <w:pgMar w:top="1440" w:right="1440" w:bottom="1440" w:left="1440" w:header="708" w:footer="708" w:gutter="0"/>
+          <w:pgNumType w:start="520"/>
+          <w:cols w:space="708"/>
+          <w:docGrid w:linePitch="360"/>
+        </w:sectPr>
+      </w:pPr>
+      <w:r>
+        <w:t xml:space="preserve">PAGE \* roman: </w:t>
+      </w:r>
+      <w:fldSimple w:instr=" PAGE \* roman ">
+        <w:r>
+          <w:t xml:space="preserve">1</w:t>
+        </w:r>
+      </w:fldSimple>
+    </w:p>
+    <w:p>
+      <w:pPr>
+        <w:spacing w:line="240" w:lineRule="exact"/>
+      </w:pPr>
+      <w:r>
+        <w:t xml:space="preserve">Case 02: page numbers restarted at 780</w:t>
       </w:r>
     </w:p>
     <w:p>
@@ -87,7 +167,7 @@
         <w:spacing w:line="240" w:lineRule="exact"/>
       </w:pPr>
       <w:r>
-        <w:t xml:space="preserve">Case 02: page numbers restarted at 781</w:t>
+        <w:t xml:space="preserve">Case 03: page numbers restarted at 781</w:t>
       </w:r>
     </w:p>
     <w:p>
@@ -167,7 +247,167 @@
         <w:spacing w:line="240" w:lineRule="exact"/>
       </w:pPr>
       <w:r>
-        <w:t xml:space="preserve">Case 03: page numbers restarted at 1664</w:t>
+        <w:t xml:space="preserve">Case 04: page numbers restarted at 1040</w:t>
+      </w:r>
+    </w:p>
+    <w:p>
+      <w:pPr>
+        <w:spacing w:line="240" w:lineRule="exact"/>
+      </w:pPr>
+      <w:r>
+        <w:t xml:space="preserve">PAGE \* Arabic: </w:t>
+      </w:r>
+      <w:fldSimple w:instr=" PAGE \* Arabic ">
+        <w:r>
+          <w:t xml:space="preserve">1</w:t>
+        </w:r>
+      </w:fldSimple>
+    </w:p>
+    <w:p>
+      <w:pPr>
+        <w:spacing w:line="240" w:lineRule="exact"/>
+      </w:pPr>
+      <w:r>
+        <w:t xml:space="preserve">PAGE \* ALPHABETIC: </w:t>
+      </w:r>
+      <w:fldSimple w:instr=" PAGE \* ALPHABETIC ">
+        <w:r>
+          <w:t xml:space="preserve">1</w:t>
+        </w:r>
+      </w:fldSimple>
+    </w:p>
+    <w:p>
+      <w:pPr>
+        <w:spacing w:line="240" w:lineRule="exact"/>
+      </w:pPr>
+      <w:r>
+        <w:t xml:space="preserve">PAGE \* alphabetic: </w:t>
+      </w:r>
+      <w:fldSimple w:instr=" PAGE \* alphabetic ">
+        <w:r>
+          <w:t xml:space="preserve">1</w:t>
+        </w:r>
+      </w:fldSimple>
+    </w:p>
+    <w:p>
+      <w:pPr>
+        <w:spacing w:line="240" w:lineRule="exact"/>
+      </w:pPr>
+      <w:r>
+        <w:t xml:space="preserve">PAGE \* ROMAN: </w:t>
+      </w:r>
+      <w:fldSimple w:instr=" PAGE \* ROMAN ">
+        <w:r>
+          <w:t xml:space="preserve">1</w:t>
+        </w:r>
+      </w:fldSimple>
+    </w:p>
+    <w:p>
+      <w:pPr>
+        <w:spacing w:line="240" w:lineRule="exact"/>
+        <w:sectPr>
+          <w:pgSz w:w="11906" w:h="16838"/>
+          <w:pgMar w:top="1440" w:right="1440" w:bottom="1440" w:left="1440" w:header="708" w:footer="708" w:gutter="0"/>
+          <w:pgNumType w:start="1040"/>
+          <w:cols w:space="708"/>
+          <w:docGrid w:linePitch="360"/>
+        </w:sectPr>
+      </w:pPr>
+      <w:r>
+        <w:t xml:space="preserve">PAGE \* roman: </w:t>
+      </w:r>
+      <w:fldSimple w:instr=" PAGE \* roman ">
+        <w:r>
+          <w:t xml:space="preserve">1</w:t>
+        </w:r>
+      </w:fldSimple>
+    </w:p>
+    <w:p>
+      <w:pPr>
+        <w:spacing w:line="240" w:lineRule="exact"/>
+      </w:pPr>
+      <w:r>
+        <w:t xml:space="preserve">Case 05: page numbers restarted at 1300</w:t>
+      </w:r>
+    </w:p>
+    <w:p>
+      <w:pPr>
+        <w:spacing w:line="240" w:lineRule="exact"/>
+      </w:pPr>
+      <w:r>
+        <w:t xml:space="preserve">PAGE \* Arabic: </w:t>
+      </w:r>
+      <w:fldSimple w:instr=" PAGE \* Arabic ">
+        <w:r>
+          <w:t xml:space="preserve">1</w:t>
+        </w:r>
+      </w:fldSimple>
+    </w:p>
+    <w:p>
+      <w:pPr>
+        <w:spacing w:line="240" w:lineRule="exact"/>
+      </w:pPr>
+      <w:r>
+        <w:t xml:space="preserve">PAGE \* ALPHABETIC: </w:t>
+      </w:r>
+      <w:fldSimple w:instr=" PAGE \* ALPHABETIC ">
+        <w:r>
+          <w:t xml:space="preserve">1</w:t>
+        </w:r>
+      </w:fldSimple>
+    </w:p>
+    <w:p>
+      <w:pPr>
+        <w:spacing w:line="240" w:lineRule="exact"/>
+      </w:pPr>
+      <w:r>
+        <w:t xml:space="preserve">PAGE \* alphabetic: </w:t>
+      </w:r>
+      <w:fldSimple w:instr=" PAGE \* alphabetic ">
+        <w:r>
+          <w:t xml:space="preserve">1</w:t>
+        </w:r>
+      </w:fldSimple>
+    </w:p>
+    <w:p>
+      <w:pPr>
+        <w:spacing w:line="240" w:lineRule="exact"/>
+      </w:pPr>
+      <w:r>
+        <w:t xml:space="preserve">PAGE \* ROMAN: </w:t>
+      </w:r>
+      <w:fldSimple w:instr=" PAGE \* ROMAN ">
+        <w:r>
+          <w:t xml:space="preserve">1</w:t>
+        </w:r>
+      </w:fldSimple>
+    </w:p>
+    <w:p>
+      <w:pPr>
+        <w:spacing w:line="240" w:lineRule="exact"/>
+        <w:sectPr>
+          <w:pgSz w:w="11906" w:h="16838"/>
+          <w:pgMar w:top="1440" w:right="1440" w:bottom="1440" w:left="1440" w:header="708" w:footer="708" w:gutter="0"/>
+          <w:pgNumType w:start="1300"/>
+          <w:cols w:space="708"/>
+          <w:docGrid w:linePitch="360"/>
+        </w:sectPr>
+      </w:pPr>
+      <w:r>
+        <w:t xml:space="preserve">PAGE \* roman: </w:t>
+      </w:r>
+      <w:fldSimple w:instr=" PAGE \* roman ">
+        <w:r>
+          <w:t xml:space="preserve">1</w:t>
+        </w:r>
+      </w:fldSimple>
+    </w:p>
+    <w:p>
+      <w:pPr>
+        <w:spacing w:line="240" w:lineRule="exact"/>
+      </w:pPr>
+      <w:r>
+        <w:t xml:space="preserve">Case 06: page numbers restarted at 1664</w:t>
       </w:r>
     </w:p>
     <w:p>
@@ -247,7 +487,7 @@
         <w:spacing w:line="240" w:lineRule="exact"/>
       </w:pPr>
       <w:r>
-        <w:t xml:space="preserve">Case 04: page numbers restarted at 5000</w:t>
+        <w:t xml:space="preserve">Case 07: page numbers restarted at 5000</w:t>
       </w:r>
     </w:p>
     <w:p>
@@ -327,7 +567,7 @@
         <w:spacing w:line="240" w:lineRule="exact"/>
       </w:pPr>
       <w:r>
-        <w:t xml:space="preserve">Case 05: page numbers restarted at 10000</w:t>
+        <w:t xml:space="preserve">Case 08: page numbers restarted at 10000</w:t>
       </w:r>
     </w:p>
     <w:p>
